--- a/report/report.docx
+++ b/report/report.docx
@@ -7,7 +7,7 @@
         <w:pStyle w:val="Title"/>
       </w:pPr>
       <w:r>
-        <w:t xml:space="preserve">SPACE-GEOLOGY</w:t>
+        <w:t xml:space="preserve">GEOTOOLS-RS2</w:t>
       </w:r>
     </w:p>
     <w:p>
@@ -44,32 +44,31 @@
         </w:p>
       </w:sdtContent>
     </w:sdt>
-    <w:bookmarkStart w:id="9" w:name="general-introduction"/>
-    <w:p>
-      <w:pPr>
-        <w:pStyle w:val="Heading1"/>
-      </w:pPr>
-      <w:r>
-        <w:t xml:space="preserve">1. General Introduction</w:t>
+    <w:bookmarkStart w:id="9" w:name="introduction"/>
+    <w:p>
+      <w:pPr>
+        <w:pStyle w:val="Heading2"/>
+      </w:pPr>
+      <w:r>
+        <w:t xml:space="preserve">0.1 Introduction</w:t>
+      </w:r>
+    </w:p>
+    <w:p>
+      <w:pPr>
+        <w:pStyle w:val="FirstParagraph"/>
+      </w:pPr>
+      <w:r>
+        <w:t xml:space="preserve">Explain here….</w:t>
       </w:r>
     </w:p>
     <w:bookmarkEnd w:id="9"/>
-    <w:bookmarkStart w:id="21" w:name="X92f8f293550013f6874755e4a2c5a6cb3b613b7"/>
-    <w:p>
-      <w:pPr>
-        <w:pStyle w:val="Heading1"/>
-      </w:pPr>
-      <w:r>
-        <w:t xml:space="preserve">2. Exercise I: Deep-time Earth Reconstruction</w:t>
-      </w:r>
-    </w:p>
-    <w:bookmarkStart w:id="10" w:name="context-and-objectives"/>
+    <w:bookmarkStart w:id="10" w:name="methodology"/>
     <w:p>
       <w:pPr>
         <w:pStyle w:val="Heading2"/>
       </w:pPr>
       <w:r>
-        <w:t xml:space="preserve">2.1 Context and Objectives</w:t>
+        <w:t xml:space="preserve">0.2 Methodology</w:t>
       </w:r>
     </w:p>
     <w:p>
@@ -77,17 +76,17 @@
         <w:pStyle w:val="FirstParagraph"/>
       </w:pPr>
       <w:r>
-        <w:t xml:space="preserve">Explain here the overall scope of this exercise, especially in the context of applying GIS tools to geology.</w:t>
+        <w:t xml:space="preserve">What tools and libraries did you use ? To what purpose ?</w:t>
       </w:r>
     </w:p>
     <w:bookmarkEnd w:id="10"/>
-    <w:bookmarkStart w:id="11" w:name="methodology"/>
+    <w:bookmarkStart w:id="11" w:name="results"/>
     <w:p>
       <w:pPr>
         <w:pStyle w:val="Heading2"/>
       </w:pPr>
       <w:r>
-        <w:t xml:space="preserve">2.2 Methodology</w:t>
+        <w:t xml:space="preserve">0.3 Results</w:t>
       </w:r>
     </w:p>
     <w:p>
@@ -95,17 +94,17 @@
         <w:pStyle w:val="FirstParagraph"/>
       </w:pPr>
       <w:r>
-        <w:t xml:space="preserve">What tools and libraries did you use ? To what purpose ?</w:t>
+        <w:t xml:space="preserve">Breakdown your results (screenshots and code you modified or added) for the exercises’s three parts.</w:t>
       </w:r>
     </w:p>
     <w:bookmarkEnd w:id="11"/>
-    <w:bookmarkStart w:id="15" w:name="results"/>
+    <w:bookmarkStart w:id="15" w:name="discussion"/>
     <w:p>
       <w:pPr>
         <w:pStyle w:val="Heading2"/>
       </w:pPr>
       <w:r>
-        <w:t xml:space="preserve">2.3 Results</w:t>
+        <w:t xml:space="preserve">0.4 Discussion</w:t>
       </w:r>
     </w:p>
     <w:p>
@@ -113,47 +112,81 @@
         <w:pStyle w:val="FirstParagraph"/>
       </w:pPr>
       <w:r>
-        <w:t xml:space="preserve">Breakdown your results (screenshots and code you modified or added) for the exercises’s three parts.</w:t>
-      </w:r>
-    </w:p>
-    <w:bookmarkStart w:id="12" w:name="X73bed7130f6b3b048a0c915c10fb4760c6b5350"/>
+        <w:t xml:space="preserve">Refer to the</w:t>
+      </w:r>
+      <w:r>
+        <w:t xml:space="preserve"> </w:t>
+      </w:r>
+      <w:r>
+        <w:t xml:space="preserve">“Points for Discussion”</w:t>
+      </w:r>
+      <w:r>
+        <w:t xml:space="preserve"> </w:t>
+      </w:r>
+      <w:r>
+        <w:t xml:space="preserve">in each part of the exercise I. You may answer with text ( a few paragraphs) and/or</w:t>
+      </w:r>
+      <w:r>
+        <w:t xml:space="preserve"> </w:t>
+      </w:r>
+      <w:r>
+        <w:t xml:space="preserve">by adding references to scientific articles from the literature.</w:t>
+      </w:r>
+    </w:p>
+    <w:bookmarkStart w:id="12" w:name="benefits"/>
     <w:p>
       <w:pPr>
         <w:pStyle w:val="Heading3"/>
       </w:pPr>
       <w:r>
-        <w:t xml:space="preserve">2.3.1 Part I: Reconstructing Earth’s Past – From a Snapshot to Deep Time</w:t>
+        <w:t xml:space="preserve">0.4.1 Benefits</w:t>
+      </w:r>
+    </w:p>
+    <w:p>
+      <w:pPr>
+        <w:pStyle w:val="FirstParagraph"/>
+      </w:pPr>
+      <w:r>
+        <w:t xml:space="preserve">XXX</w:t>
       </w:r>
     </w:p>
     <w:bookmarkEnd w:id="12"/>
-    <w:bookmarkStart w:id="13" w:name="X9a9150ba918efd5da1aa61ad2eb1bda8df7e049"/>
+    <w:bookmarkStart w:id="13" w:name="limitations"/>
     <w:p>
       <w:pPr>
         <w:pStyle w:val="Heading3"/>
       </w:pPr>
       <w:r>
-        <w:t xml:space="preserve">2.3.2 Part II: How Fast Was Earth’s Engine Running?</w:t>
+        <w:t xml:space="preserve">0.4.2 Limitations</w:t>
+      </w:r>
+    </w:p>
+    <w:p>
+      <w:pPr>
+        <w:pStyle w:val="FirstParagraph"/>
+      </w:pPr>
+      <w:r>
+        <w:t xml:space="preserve">XXX</w:t>
       </w:r>
     </w:p>
     <w:bookmarkEnd w:id="13"/>
-    <w:bookmarkStart w:id="14" w:name="Xdbee49048cd0fc86c689bffd04972621749d9cf"/>
+    <w:bookmarkStart w:id="14" w:name="perspectives"/>
     <w:p>
       <w:pPr>
         <w:pStyle w:val="Heading3"/>
       </w:pPr>
       <w:r>
-        <w:t xml:space="preserve">2.3.3 Part III: Palaeogeography Meets Palaeoclimatology</w:t>
+        <w:t xml:space="preserve">0.4.3 Perspectives</w:t>
       </w:r>
     </w:p>
     <w:bookmarkEnd w:id="14"/>
     <w:bookmarkEnd w:id="15"/>
-    <w:bookmarkStart w:id="19" w:name="discussion"/>
-    <w:p>
-      <w:pPr>
-        <w:pStyle w:val="Heading2"/>
-      </w:pPr>
-      <w:r>
-        <w:t xml:space="preserve">2.4 Discussion</w:t>
+    <w:bookmarkStart w:id="16" w:name="conclusion"/>
+    <w:p>
+      <w:pPr>
+        <w:pStyle w:val="Heading1"/>
+      </w:pPr>
+      <w:r>
+        <w:t xml:space="preserve">1. Conclusion</w:t>
       </w:r>
     </w:p>
     <w:p>
@@ -161,603 +194,34 @@
         <w:pStyle w:val="FirstParagraph"/>
       </w:pPr>
       <w:r>
-        <w:t xml:space="preserve">Refer to the</w:t>
-      </w:r>
-      <w:r>
-        <w:t xml:space="preserve"> </w:t>
-      </w:r>
-      <w:r>
-        <w:t xml:space="preserve">“Points for Discussion”</w:t>
-      </w:r>
-      <w:r>
-        <w:t xml:space="preserve"> </w:t>
-      </w:r>
-      <w:r>
-        <w:t xml:space="preserve">in each part of the exercise I. You may answer with text ( a few paragraphs) and/or</w:t>
-      </w:r>
-      <w:r>
-        <w:t xml:space="preserve"> </w:t>
-      </w:r>
-      <w:r>
-        <w:t xml:space="preserve">by adding references to scientific articles from the literature.</w:t>
-      </w:r>
-    </w:p>
-    <w:bookmarkStart w:id="16" w:name="Xb999ad70b7b234fd485633946cdd405cc77dd02"/>
-    <w:p>
-      <w:pPr>
-        <w:pStyle w:val="Heading3"/>
-      </w:pPr>
-      <w:r>
-        <w:t xml:space="preserve">2.4.1 Part I: Reconstructing Earth’s Past – From a Snapshot to Deep Time</w:t>
-      </w:r>
-    </w:p>
-    <w:p>
-      <w:pPr>
-        <w:pStyle w:val="Compact"/>
-        <w:numPr>
-          <w:ilvl w:val="0"/>
-          <w:numId w:val="1001"/>
-        </w:numPr>
-      </w:pPr>
-      <w:r>
-        <w:t xml:space="preserve">When we loaded the data and metadata from the GeoServer, we found a</w:t>
-      </w:r>
-      <w:r>
-        <w:t xml:space="preserve"> </w:t>
-      </w:r>
-      <w:r>
-        <w:rPr>
-          <w:rStyle w:val="VerbatimChar"/>
-        </w:rPr>
-        <w:t xml:space="preserve">transform</w:t>
-      </w:r>
-      <w:r>
-        <w:t xml:space="preserve"> </w:t>
-      </w:r>
-      <w:r>
-        <w:t xml:space="preserve">attribute. What does this attribute describe ?</w:t>
-      </w:r>
-    </w:p>
-    <w:p>
-      <w:pPr>
-        <w:pStyle w:val="Compact"/>
-        <w:numPr>
-          <w:ilvl w:val="0"/>
-          <w:numId w:val="1001"/>
-        </w:numPr>
-      </w:pPr>
-      <w:r>
-        <w:t xml:space="preserve">What are the pros and cons of using WCS requests, compared with traditional ways, to access data ?</w:t>
-      </w:r>
-    </w:p>
-    <w:p>
-      <w:pPr>
-        <w:pStyle w:val="Compact"/>
-        <w:numPr>
-          <w:ilvl w:val="0"/>
-          <w:numId w:val="1001"/>
-        </w:numPr>
-      </w:pPr>
-      <w:r>
-        <w:t xml:space="preserve">We got familiar with the masking function to discriminate land and ocean. Could this mask be used to generate new statistics ? Which ones ?</w:t>
-      </w:r>
-    </w:p>
-    <w:p>
-      <w:pPr>
-        <w:pStyle w:val="Compact"/>
-        <w:numPr>
-          <w:ilvl w:val="0"/>
-          <w:numId w:val="1001"/>
-        </w:numPr>
-      </w:pPr>
-      <w:r>
-        <w:t xml:space="preserve">What is the use of these statistics in understanding the evolving palaeogeography throughout the Phanerozoic ?</w:t>
+        <w:t xml:space="preserve">Did this course provide a satisfactory introduction to geospatial analysis with Python applied to geology ?</w:t>
+      </w:r>
+    </w:p>
+    <w:p>
+      <w:pPr>
+        <w:pStyle w:val="BodyText"/>
+      </w:pPr>
+      <w:r>
+        <w:t xml:space="preserve">Did you have any experience coding with Python before ?</w:t>
+      </w:r>
+    </w:p>
+    <w:p>
+      <w:pPr>
+        <w:pStyle w:val="BodyText"/>
+      </w:pPr>
+      <w:r>
+        <w:t xml:space="preserve">Are you likely to continue working with Python in the future ? If yes, why ? I no, why not ?</w:t>
+      </w:r>
+    </w:p>
+    <w:p>
+      <w:pPr>
+        <w:pStyle w:val="BodyText"/>
+      </w:pPr>
+      <w:r>
+        <w:t xml:space="preserve">Suggest improvements to this course.</w:t>
       </w:r>
     </w:p>
     <w:bookmarkEnd w:id="16"/>
-    <w:bookmarkStart w:id="17" w:name="X294db53c460536d8d1f0b35185e45ec58d8e852"/>
-    <w:p>
-      <w:pPr>
-        <w:pStyle w:val="Heading3"/>
-      </w:pPr>
-      <w:r>
-        <w:t xml:space="preserve">2.4.2 Part II: How Fast Was Earth’s Engine Running?</w:t>
-      </w:r>
-    </w:p>
-    <w:p>
-      <w:pPr>
-        <w:pStyle w:val="Compact"/>
-        <w:numPr>
-          <w:ilvl w:val="0"/>
-          <w:numId w:val="1002"/>
-        </w:numPr>
-      </w:pPr>
-      <w:r>
-        <w:t xml:space="preserve">What is the rationale behind writing functions to automate workflows ?</w:t>
-      </w:r>
-    </w:p>
-    <w:p>
-      <w:pPr>
-        <w:pStyle w:val="Compact"/>
-        <w:numPr>
-          <w:ilvl w:val="0"/>
-          <w:numId w:val="1002"/>
-        </w:numPr>
-      </w:pPr>
-      <w:r>
-        <w:t xml:space="preserve">What does the histograms of 0Ma versus 100Ma tell us about the rate of oceanic seafloor production ?</w:t>
-      </w:r>
-    </w:p>
-    <w:p>
-      <w:pPr>
-        <w:pStyle w:val="Compact"/>
-        <w:numPr>
-          <w:ilvl w:val="0"/>
-          <w:numId w:val="1002"/>
-        </w:numPr>
-      </w:pPr>
-      <w:r>
-        <w:t xml:space="preserve">Compare the properties of the data handling structures we usedinthis exercise:</w:t>
-      </w:r>
-      <w:r>
-        <w:t xml:space="preserve"> </w:t>
-      </w:r>
-      <w:r>
-        <w:rPr>
-          <w:rStyle w:val="VerbatimChar"/>
-        </w:rPr>
-        <w:t xml:space="preserve">xr.DataArray</w:t>
-      </w:r>
-      <w:r>
-        <w:t xml:space="preserve">,</w:t>
-      </w:r>
-      <w:r>
-        <w:t xml:space="preserve"> </w:t>
-      </w:r>
-      <w:r>
-        <w:rPr>
-          <w:rStyle w:val="VerbatimChar"/>
-        </w:rPr>
-        <w:t xml:space="preserve">xr.DataSet</w:t>
-      </w:r>
-      <w:r>
-        <w:t xml:space="preserve">, and</w:t>
-      </w:r>
-      <w:r>
-        <w:t xml:space="preserve"> </w:t>
-      </w:r>
-      <w:r>
-        <w:rPr>
-          <w:rStyle w:val="VerbatimChar"/>
-        </w:rPr>
-        <w:t xml:space="preserve">pd.DataFrame</w:t>
-      </w:r>
-      <w:r>
-        <w:t xml:space="preserve">. How are these complementary to handle geospatial layers and key stats ? Are you awayre about other structures ?</w:t>
-      </w:r>
-    </w:p>
-    <w:p>
-      <w:pPr>
-        <w:pStyle w:val="Compact"/>
-        <w:numPr>
-          <w:ilvl w:val="0"/>
-          <w:numId w:val="1002"/>
-        </w:numPr>
-      </w:pPr>
-      <w:r>
-        <w:t xml:space="preserve">Using your knowledge about the supercontinent cycles, and the timing for formation/break-up of these supercontinents, do you see these cycles linked with the data we have ?</w:t>
-      </w:r>
-    </w:p>
-    <w:bookmarkEnd w:id="17"/>
-    <w:bookmarkStart w:id="18" w:name="X25d508260d82dc086217a7c4304fd15e867cdef"/>
-    <w:p>
-      <w:pPr>
-        <w:pStyle w:val="Heading3"/>
-      </w:pPr>
-      <w:r>
-        <w:t xml:space="preserve">2.4.3 Part III: Palaeogeography Meets Palaeoclimatology</w:t>
-      </w:r>
-    </w:p>
-    <w:p>
-      <w:pPr>
-        <w:pStyle w:val="Compact"/>
-        <w:numPr>
-          <w:ilvl w:val="0"/>
-          <w:numId w:val="1003"/>
-        </w:numPr>
-      </w:pPr>
-      <w:r>
-        <w:t xml:space="preserve">What do you think is the role of palaeogeography for climate modelling of the past ?</w:t>
-      </w:r>
-    </w:p>
-    <w:p>
-      <w:pPr>
-        <w:pStyle w:val="Compact"/>
-        <w:numPr>
-          <w:ilvl w:val="0"/>
-          <w:numId w:val="1003"/>
-        </w:numPr>
-      </w:pPr>
-      <w:r>
-        <w:t xml:space="preserve">What are the advantages of having NetCDF file formats versus GeoTiFF ?</w:t>
-      </w:r>
-    </w:p>
-    <w:p>
-      <w:pPr>
-        <w:pStyle w:val="Compact"/>
-        <w:numPr>
-          <w:ilvl w:val="0"/>
-          <w:numId w:val="1003"/>
-        </w:numPr>
-      </w:pPr>
-      <w:r>
-        <w:t xml:space="preserve">Why aren’t NetCDF files more used in the traditional geospatial world? Why is GeoTiFF still dominant ?</w:t>
-      </w:r>
-    </w:p>
-    <w:p>
-      <w:pPr>
-        <w:pStyle w:val="Compact"/>
-        <w:numPr>
-          <w:ilvl w:val="0"/>
-          <w:numId w:val="1003"/>
-        </w:numPr>
-      </w:pPr>
-      <w:r>
-        <w:t xml:space="preserve">How could the Köppen-Geiger maps be used to understand deep-time evolution of the Earth in future studies ?</w:t>
-      </w:r>
-    </w:p>
-    <w:p>
-      <w:pPr>
-        <w:pStyle w:val="Compact"/>
-        <w:numPr>
-          <w:ilvl w:val="0"/>
-          <w:numId w:val="1003"/>
-        </w:numPr>
-      </w:pPr>
-      <w:r>
-        <w:t xml:space="preserve">Do you see risks and/or limitations about combining maps that have vers different resolutions ?</w:t>
-      </w:r>
-    </w:p>
-    <w:bookmarkEnd w:id="18"/>
-    <w:bookmarkEnd w:id="19"/>
-    <w:bookmarkStart w:id="20" w:name="perspectives"/>
-    <w:p>
-      <w:pPr>
-        <w:pStyle w:val="Heading2"/>
-      </w:pPr>
-      <w:r>
-        <w:t xml:space="preserve">2.5 Perspectives</w:t>
-      </w:r>
-    </w:p>
-    <w:p>
-      <w:pPr>
-        <w:pStyle w:val="FirstParagraph"/>
-      </w:pPr>
-      <w:r>
-        <w:t xml:space="preserve">Add a brief conclusion about limitations of the tools we used in this exercise.</w:t>
-      </w:r>
-    </w:p>
-    <w:p>
-      <w:pPr>
-        <w:pStyle w:val="BodyText"/>
-      </w:pPr>
-      <w:r>
-        <w:t xml:space="preserve">How does this exercise compared to the traditional</w:t>
-      </w:r>
-      <w:r>
-        <w:t xml:space="preserve"> </w:t>
-      </w:r>
-      <w:r>
-        <w:t xml:space="preserve">“Dekstop”</w:t>
-      </w:r>
-      <w:r>
-        <w:t xml:space="preserve">-based workflows you are used to, for instance with QGIS</w:t>
-      </w:r>
-      <w:r>
-        <w:t xml:space="preserve"> </w:t>
-      </w:r>
-      <w:r>
-        <w:t xml:space="preserve">and/or ArcGIS ?</w:t>
-      </w:r>
-    </w:p>
-    <w:bookmarkEnd w:id="20"/>
-    <w:bookmarkEnd w:id="21"/>
-    <w:bookmarkStart w:id="27" w:name="X6417a1e3e3e4da67427e5d7b9b832183aa70b70"/>
-    <w:p>
-      <w:pPr>
-        <w:pStyle w:val="Heading1"/>
-      </w:pPr>
-      <w:r>
-        <w:t xml:space="preserve">3. Exercise II: Landslide Susceptibility Analysis</w:t>
-      </w:r>
-    </w:p>
-    <w:bookmarkStart w:id="22" w:name="context-and-objectives-1"/>
-    <w:p>
-      <w:pPr>
-        <w:pStyle w:val="Heading2"/>
-      </w:pPr>
-      <w:r>
-        <w:t xml:space="preserve">3.1 Context and Objectives</w:t>
-      </w:r>
-    </w:p>
-    <w:p>
-      <w:pPr>
-        <w:pStyle w:val="FirstParagraph"/>
-      </w:pPr>
-      <w:r>
-        <w:t xml:space="preserve">Explain here the overall scope of this exercise, especially in the context of applying GIS tools to geology.</w:t>
-      </w:r>
-    </w:p>
-    <w:bookmarkEnd w:id="22"/>
-    <w:bookmarkStart w:id="23" w:name="methodology-1"/>
-    <w:p>
-      <w:pPr>
-        <w:pStyle w:val="Heading2"/>
-      </w:pPr>
-      <w:r>
-        <w:t xml:space="preserve">3.2 Methodology</w:t>
-      </w:r>
-    </w:p>
-    <w:p>
-      <w:pPr>
-        <w:pStyle w:val="FirstParagraph"/>
-      </w:pPr>
-      <w:r>
-        <w:t xml:space="preserve">What tools and libraries did you use ? To what purpose ?</w:t>
-      </w:r>
-    </w:p>
-    <w:bookmarkEnd w:id="23"/>
-    <w:bookmarkStart w:id="24" w:name="results-1"/>
-    <w:p>
-      <w:pPr>
-        <w:pStyle w:val="Heading2"/>
-      </w:pPr>
-      <w:r>
-        <w:t xml:space="preserve">3.3 Results</w:t>
-      </w:r>
-    </w:p>
-    <w:p>
-      <w:pPr>
-        <w:pStyle w:val="FirstParagraph"/>
-      </w:pPr>
-      <w:r>
-        <w:t xml:space="preserve">Breakdown your results (screenshots and code you modified or added).</w:t>
-      </w:r>
-    </w:p>
-    <w:bookmarkEnd w:id="24"/>
-    <w:bookmarkStart w:id="25" w:name="discussion-1"/>
-    <w:p>
-      <w:pPr>
-        <w:pStyle w:val="Heading2"/>
-      </w:pPr>
-      <w:r>
-        <w:t xml:space="preserve">3.4 Discussion</w:t>
-      </w:r>
-    </w:p>
-    <w:p>
-      <w:pPr>
-        <w:pStyle w:val="FirstParagraph"/>
-      </w:pPr>
-      <w:r>
-        <w:t xml:space="preserve">Refer to the</w:t>
-      </w:r>
-      <w:r>
-        <w:t xml:space="preserve"> </w:t>
-      </w:r>
-      <w:r>
-        <w:t xml:space="preserve">“Points for Discussion”</w:t>
-      </w:r>
-      <w:r>
-        <w:t xml:space="preserve">. You may answer with text ( a few paragraphs) and/or</w:t>
-      </w:r>
-      <w:r>
-        <w:t xml:space="preserve"> </w:t>
-      </w:r>
-      <w:r>
-        <w:t xml:space="preserve">by adding references to scientific articles from the literature.</w:t>
-      </w:r>
-    </w:p>
-    <w:p>
-      <w:pPr>
-        <w:pStyle w:val="Compact"/>
-        <w:numPr>
-          <w:ilvl w:val="0"/>
-          <w:numId w:val="1004"/>
-        </w:numPr>
-      </w:pPr>
-      <w:r>
-        <w:t xml:space="preserve">The Threshold Assumption: We assume the mean slope of existing instabilities represents the internal friction angle (</w:t>
-      </w:r>
-      <m:oMath>
-        <m:r>
-          <m:t>ϕ</m:t>
-        </m:r>
-      </m:oMath>
-      <w:r>
-        <w:t xml:space="preserve">). How valid is this assumption across different lithological units?</w:t>
-      </w:r>
-    </w:p>
-    <w:p>
-      <w:pPr>
-        <w:pStyle w:val="Compact"/>
-        <w:numPr>
-          <w:ilvl w:val="0"/>
-          <w:numId w:val="1004"/>
-        </w:numPr>
-      </w:pPr>
-      <w:r>
-        <w:t xml:space="preserve">Data Resolution: How does the 25m pixel size affect the precision of the slope calculation and the resulting hazard boundaries?</w:t>
-      </w:r>
-    </w:p>
-    <w:p>
-      <w:pPr>
-        <w:pStyle w:val="Compact"/>
-        <w:numPr>
-          <w:ilvl w:val="0"/>
-          <w:numId w:val="1004"/>
-        </w:numPr>
-      </w:pPr>
-      <w:r>
-        <w:t xml:space="preserve">Model Limitations: This model relies solely on slope and lithology. How would you integrate dynamic triggers (e.g., precipitation data, seismic history) into this Python workflow?</w:t>
-      </w:r>
-    </w:p>
-    <w:p>
-      <w:pPr>
-        <w:pStyle w:val="Compact"/>
-        <w:numPr>
-          <w:ilvl w:val="0"/>
-          <w:numId w:val="1004"/>
-        </w:numPr>
-      </w:pPr>
-      <w:r>
-        <w:t xml:space="preserve">List your results:</w:t>
-      </w:r>
-    </w:p>
-    <w:p>
-      <w:pPr>
-        <w:pStyle w:val="Compact"/>
-        <w:numPr>
-          <w:ilvl w:val="1"/>
-          <w:numId w:val="1005"/>
-        </w:numPr>
-      </w:pPr>
-      <w:r>
-        <w:t xml:space="preserve">What proportion (in %) of the area of the favorable lithologies is currently instable ? Provide all the necessary numbers used for the calculation.</w:t>
-      </w:r>
-    </w:p>
-    <w:p>
-      <w:pPr>
-        <w:pStyle w:val="Compact"/>
-        <w:numPr>
-          <w:ilvl w:val="1"/>
-          <w:numId w:val="1005"/>
-        </w:numPr>
-      </w:pPr>
-      <w:r>
-        <w:t xml:space="preserve">What proportion (in %) of the zones situated on favorable lithologies could be more likely destabilized in the future? Provide all the necessary numbers used for the calculation.</w:t>
-      </w:r>
-    </w:p>
-    <w:p>
-      <w:pPr>
-        <w:pStyle w:val="Compact"/>
-        <w:numPr>
-          <w:ilvl w:val="1"/>
-          <w:numId w:val="1005"/>
-        </w:numPr>
-      </w:pPr>
-      <w:r>
-        <w:t xml:space="preserve">What proportion (in %) of the study area is affected by instabilities ? Provide all the necessary numbers used for the calculation.</w:t>
-      </w:r>
-    </w:p>
-    <w:p>
-      <w:pPr>
-        <w:pStyle w:val="Compact"/>
-        <w:numPr>
-          <w:ilvl w:val="1"/>
-          <w:numId w:val="1005"/>
-        </w:numPr>
-      </w:pPr>
-      <w:r>
-        <w:t xml:space="preserve">What proportion (in %) of the area of the existing instabilities is susceptible to new instabilities. Provide all the necessary numbers used for the calculation.</w:t>
-      </w:r>
-    </w:p>
-    <w:p>
-      <w:pPr>
-        <w:pStyle w:val="Compact"/>
-        <w:numPr>
-          <w:ilvl w:val="1"/>
-          <w:numId w:val="1005"/>
-        </w:numPr>
-      </w:pPr>
-      <w:r>
-        <w:t xml:space="preserve">What proportion (in %) of the study area is still susceptible to instabilities? Provide all the necessary numbers used for the calculation.</w:t>
-      </w:r>
-    </w:p>
-    <w:bookmarkEnd w:id="25"/>
-    <w:bookmarkStart w:id="26" w:name="perspectives-1"/>
-    <w:p>
-      <w:pPr>
-        <w:pStyle w:val="Heading2"/>
-      </w:pPr>
-      <w:r>
-        <w:t xml:space="preserve">3.5 Perspectives</w:t>
-      </w:r>
-    </w:p>
-    <w:p>
-      <w:pPr>
-        <w:pStyle w:val="FirstParagraph"/>
-      </w:pPr>
-      <w:r>
-        <w:t xml:space="preserve">Add a brief conclusion about limitations of the tools we used in this exercise.</w:t>
-      </w:r>
-    </w:p>
-    <w:p>
-      <w:pPr>
-        <w:pStyle w:val="BodyText"/>
-      </w:pPr>
-      <w:r>
-        <w:t xml:space="preserve">How does this exercise compared to the traditional</w:t>
-      </w:r>
-      <w:r>
-        <w:t xml:space="preserve"> </w:t>
-      </w:r>
-      <w:r>
-        <w:t xml:space="preserve">“Dekstop”</w:t>
-      </w:r>
-      <w:r>
-        <w:t xml:space="preserve">-based workflows you are used to, for instance with QGIS</w:t>
-      </w:r>
-      <w:r>
-        <w:t xml:space="preserve"> </w:t>
-      </w:r>
-      <w:r>
-        <w:t xml:space="preserve">and/or ArcGIS</w:t>
-      </w:r>
-    </w:p>
-    <w:bookmarkEnd w:id="26"/>
-    <w:bookmarkEnd w:id="27"/>
-    <w:bookmarkStart w:id="28" w:name="general-conclusion"/>
-    <w:p>
-      <w:pPr>
-        <w:pStyle w:val="Heading1"/>
-      </w:pPr>
-      <w:r>
-        <w:t xml:space="preserve">4. General Conclusion</w:t>
-      </w:r>
-    </w:p>
-    <w:p>
-      <w:pPr>
-        <w:pStyle w:val="FirstParagraph"/>
-      </w:pPr>
-      <w:r>
-        <w:t xml:space="preserve">Did this course provide a satisfactory introduction to geospatial analysis with Python applied to geology ?</w:t>
-      </w:r>
-    </w:p>
-    <w:p>
-      <w:pPr>
-        <w:pStyle w:val="BodyText"/>
-      </w:pPr>
-      <w:r>
-        <w:t xml:space="preserve">Did you have any experience coding with Python before ?</w:t>
-      </w:r>
-    </w:p>
-    <w:p>
-      <w:pPr>
-        <w:pStyle w:val="BodyText"/>
-      </w:pPr>
-      <w:r>
-        <w:t xml:space="preserve">Are you likely to continue working with Python in the future ? If yes, why ? I no, why not ?</w:t>
-      </w:r>
-    </w:p>
-    <w:p>
-      <w:pPr>
-        <w:pStyle w:val="BodyText"/>
-      </w:pPr>
-      <w:r>
-        <w:t xml:space="preserve">Suggest improvements to this course.</w:t>
-      </w:r>
-    </w:p>
-    <w:bookmarkEnd w:id="28"/>
     <w:sectPr>
       <w:footnotePr>
         <w:numRestart w:val="eachSect"/>
@@ -868,126 +332,8 @@
       </w:pPr>
     </w:lvl>
   </w:abstractNum>
-  <w:abstractNum w:abstractNumId="991">
-    <w:nsid w:val="0000A991"/>
-    <w:multiLevelType w:val="multilevel"/>
-    <w:lvl w:ilvl="0">
-      <w:numFmt w:val="bullet"/>
-      <w:lvlText w:val=""/>
-      <w:lvlJc w:val="left"/>
-      <w:pPr>
-        <w:ind w:left="720" w:hanging="360"/>
-      </w:pPr>
-      <w:rPr>
-        <w:rFonts w:ascii="Symbol" w:hAnsi="Symbol" w:cs="Symbol" w:hint="default"/>
-      </w:rPr>
-    </w:lvl>
-    <w:lvl w:ilvl="1">
-      <w:numFmt w:val="bullet"/>
-      <w:lvlText w:val="o"/>
-      <w:lvlJc w:val="left"/>
-      <w:pPr>
-        <w:ind w:left="1440" w:hanging="360"/>
-      </w:pPr>
-      <w:rPr>
-        <w:rFonts w:ascii="Courier New" w:hAnsi="Courier New" w:cs="Courier New" w:hint="default"/>
-      </w:rPr>
-    </w:lvl>
-    <w:lvl w:ilvl="2">
-      <w:numFmt w:val="bullet"/>
-      <w:lvlText w:val=""/>
-      <w:lvlJc w:val="left"/>
-      <w:pPr>
-        <w:ind w:left="2160" w:hanging="360"/>
-      </w:pPr>
-      <w:rPr>
-        <w:rFonts w:ascii="Wingdings" w:hAnsi="Wingdings" w:cs="Wingdings" w:hint="default"/>
-      </w:rPr>
-    </w:lvl>
-    <w:lvl w:ilvl="3">
-      <w:numFmt w:val="bullet"/>
-      <w:lvlText w:val=""/>
-      <w:lvlJc w:val="left"/>
-      <w:pPr>
-        <w:ind w:left="2880" w:hanging="360"/>
-      </w:pPr>
-      <w:rPr>
-        <w:rFonts w:ascii="Symbol" w:hAnsi="Symbol" w:cs="Symbol" w:hint="default"/>
-      </w:rPr>
-    </w:lvl>
-    <w:lvl w:ilvl="4">
-      <w:numFmt w:val="bullet"/>
-      <w:lvlText w:val="o"/>
-      <w:lvlJc w:val="left"/>
-      <w:pPr>
-        <w:ind w:left="3600" w:hanging="360"/>
-      </w:pPr>
-      <w:rPr>
-        <w:rFonts w:ascii="Courier New" w:hAnsi="Courier New" w:cs="Courier New" w:hint="default"/>
-      </w:rPr>
-    </w:lvl>
-    <w:lvl w:ilvl="5">
-      <w:numFmt w:val="bullet"/>
-      <w:lvlText w:val=""/>
-      <w:lvlJc w:val="left"/>
-      <w:pPr>
-        <w:ind w:left="4320" w:hanging="360"/>
-      </w:pPr>
-      <w:rPr>
-        <w:rFonts w:ascii="Wingdings" w:hAnsi="Wingdings" w:cs="Wingdings" w:hint="default"/>
-      </w:rPr>
-    </w:lvl>
-    <w:lvl w:ilvl="6">
-      <w:numFmt w:val="bullet"/>
-      <w:lvlText w:val=""/>
-      <w:lvlJc w:val="left"/>
-      <w:pPr>
-        <w:ind w:left="5040" w:hanging="360"/>
-      </w:pPr>
-      <w:rPr>
-        <w:rFonts w:ascii="Symbol" w:hAnsi="Symbol" w:cs="Symbol" w:hint="default"/>
-      </w:rPr>
-    </w:lvl>
-    <w:lvl w:ilvl="7">
-      <w:numFmt w:val="bullet"/>
-      <w:lvlText w:val="o"/>
-      <w:lvlJc w:val="left"/>
-      <w:pPr>
-        <w:ind w:left="5760" w:hanging="360"/>
-      </w:pPr>
-      <w:rPr>
-        <w:rFonts w:ascii="Courier New" w:hAnsi="Courier New" w:cs="Courier New" w:hint="default"/>
-      </w:rPr>
-    </w:lvl>
-    <w:lvl w:ilvl="8">
-      <w:numFmt w:val="bullet"/>
-      <w:lvlText w:val=""/>
-      <w:lvlJc w:val="left"/>
-      <w:pPr>
-        <w:ind w:left="6480" w:hanging="360"/>
-      </w:pPr>
-      <w:rPr>
-        <w:rFonts w:ascii="Wingdings" w:hAnsi="Wingdings" w:cs="Wingdings" w:hint="default"/>
-      </w:rPr>
-    </w:lvl>
-  </w:abstractNum>
   <w:num w:numId="1000">
     <w:abstractNumId w:val="990"/>
-  </w:num>
-  <w:num w:numId="1001">
-    <w:abstractNumId w:val="991"/>
-  </w:num>
-  <w:num w:numId="1002">
-    <w:abstractNumId w:val="991"/>
-  </w:num>
-  <w:num w:numId="1003">
-    <w:abstractNumId w:val="991"/>
-  </w:num>
-  <w:num w:numId="1004">
-    <w:abstractNumId w:val="991"/>
-  </w:num>
-  <w:num w:numId="1005">
-    <w:abstractNumId w:val="991"/>
   </w:num>
 </w:numbering>
 </file>

--- a/report/report.docx
+++ b/report/report.docx
@@ -50,7 +50,7 @@
         <w:pStyle w:val="Heading2"/>
       </w:pPr>
       <w:r>
-        <w:t xml:space="preserve">0.1 Introduction</w:t>
+        <w:t xml:space="preserve">1 Introduction</w:t>
       </w:r>
     </w:p>
     <w:p>
@@ -68,7 +68,7 @@
         <w:pStyle w:val="Heading2"/>
       </w:pPr>
       <w:r>
-        <w:t xml:space="preserve">0.2 Methodology</w:t>
+        <w:t xml:space="preserve">2 Methodology</w:t>
       </w:r>
     </w:p>
     <w:p>
@@ -86,7 +86,7 @@
         <w:pStyle w:val="Heading2"/>
       </w:pPr>
       <w:r>
-        <w:t xml:space="preserve">0.3 Results</w:t>
+        <w:t xml:space="preserve">3 Results</w:t>
       </w:r>
     </w:p>
     <w:p>
@@ -104,7 +104,7 @@
         <w:pStyle w:val="Heading2"/>
       </w:pPr>
       <w:r>
-        <w:t xml:space="preserve">0.4 Discussion</w:t>
+        <w:t xml:space="preserve">4 Discussion</w:t>
       </w:r>
     </w:p>
     <w:p>
@@ -139,7 +139,7 @@
         <w:pStyle w:val="Heading3"/>
       </w:pPr>
       <w:r>
-        <w:t xml:space="preserve">0.4.1 Benefits</w:t>
+        <w:t xml:space="preserve">4.1 Benefits</w:t>
       </w:r>
     </w:p>
     <w:p>
@@ -157,7 +157,7 @@
         <w:pStyle w:val="Heading3"/>
       </w:pPr>
       <w:r>
-        <w:t xml:space="preserve">0.4.2 Limitations</w:t>
+        <w:t xml:space="preserve">4.2 Limitations</w:t>
       </w:r>
     </w:p>
     <w:p>
@@ -175,7 +175,7 @@
         <w:pStyle w:val="Heading3"/>
       </w:pPr>
       <w:r>
-        <w:t xml:space="preserve">0.4.3 Perspectives</w:t>
+        <w:t xml:space="preserve">4.3 Perspectives</w:t>
       </w:r>
     </w:p>
     <w:bookmarkEnd w:id="14"/>
@@ -183,10 +183,10 @@
     <w:bookmarkStart w:id="16" w:name="conclusion"/>
     <w:p>
       <w:pPr>
-        <w:pStyle w:val="Heading1"/>
-      </w:pPr>
-      <w:r>
-        <w:t xml:space="preserve">1. Conclusion</w:t>
+        <w:pStyle w:val="Heading2"/>
+      </w:pPr>
+      <w:r>
+        <w:t xml:space="preserve">5 Conclusion</w:t>
       </w:r>
     </w:p>
     <w:p>
